--- a/public/cv/Moein_Esfahani_CV_Control_Automation_RTS_FR.docx
+++ b/public/cv/Moein_Esfahani_CV_Control_Automation_RTS_FR.docx
@@ -6,11 +6,16 @@
       <w:pPr>
         <w:spacing w:after="26"/>
         <w:jc w:val="center"/>
-      </w:pPr>
-      <w:r>
-        <w:rPr>
-          <w:b/>
-          <w:sz w:val="20"/>
+        <w:rPr>
+          <w:sz w:val="24"/>
+          <w:szCs w:val="24"/>
+        </w:rPr>
+      </w:pPr>
+      <w:r>
+        <w:rPr>
+          <w:b/>
+          <w:sz w:val="28"/>
+          <w:szCs w:val="24"/>
         </w:rPr>
         <w:t>MOEIN ESFAHANI</w:t>
       </w:r>
@@ -21,19 +26,46 @@
         <w:jc w:val="center"/>
       </w:pPr>
       <w:r>
-        <w:t>Contrôle et automatisation des réseaux électriques | IEC 61131-3 · Contrôleur dans la boucle · Protocoles industriels · Interfaces de simulateur temps réel</w:t>
+        <w:t>Contrôle et automatisation des réseaux électriques | IEC 61131-3 · Contrôleur dans la boucle · Protocoles industriels · Interfaces de</w:t>
+      </w:r>
+      <w:r>
+        <w:t xml:space="preserve"> </w:t>
+      </w:r>
+      <w:r>
+        <w:t xml:space="preserve">simulateur temps </w:t>
+      </w:r>
+      <w:r>
+        <w:t xml:space="preserve">reel </w:t>
+      </w:r>
+      <w:r>
+        <w:rPr>
+          <w:sz w:val="16"/>
+        </w:rPr>
+        <w:t>Montréal, QC, Canada   |   +1-581-578-7202   |   moien.esfahani1993@gmail.com   |   linkedin.com/in/moeinesfahani1993</w:t>
+      </w:r>
+      <w:r>
+        <w:rPr>
+          <w:sz w:val="16"/>
+        </w:rPr>
+        <w:t xml:space="preserve"> | </w:t>
       </w:r>
     </w:p>
     <w:p>
       <w:pPr>
         <w:spacing w:after="34"/>
         <w:jc w:val="center"/>
-      </w:pPr>
-      <w:r>
-        <w:rPr>
+        <w:rPr>
+          <w:b/>
+          <w:bCs/>
+        </w:rPr>
+      </w:pPr>
+      <w:r>
+        <w:rPr>
+          <w:b/>
+          <w:bCs/>
           <w:sz w:val="16"/>
         </w:rPr>
-        <w:t>Montréal, QC, Canada   |   +1-581-578-7202   |   moien.esfahani1993@gmail.com   |   linkedin.com/in/moeinesfahani1993</w:t>
+        <w:t>website: https://moeinesfahani.com/</w:t>
       </w:r>
     </w:p>
     <w:p>
@@ -357,6 +389,7 @@
         <w:rPr>
           <w:b/>
         </w:rPr>
+        <w:lastRenderedPageBreak/>
         <w:t>• Converti les sorties de prévision et d’optimisation VPP en scénarios de test contrôleur pour la validation EMS de micro-réseau  :</w:t>
       </w:r>
       <w:r>
@@ -1556,6 +1589,7 @@
   <w:style w:type="character" w:default="1" w:styleId="DefaultParagraphFont">
     <w:name w:val="Default Paragraph Font"/>
     <w:uiPriority w:val="1"/>
+    <w:semiHidden/>
     <w:unhideWhenUsed/>
   </w:style>
   <w:style w:type="table" w:default="1" w:styleId="TableNormal">
